--- a/assets/Christine_Blackshaw_Academic_CV_Fall2026.docx
+++ b/assets/Christine_Blackshaw_Academic_CV_Fall2026.docx
@@ -53,13 +53,14 @@
         <w:rPr>
           <w:sz w:val="18"/>
         </w:rPr>
-        <w:t xml:space="preserve">Tropical cyclone hazards and risk; multi-hazard forecasting and </w:t>
-      </w:r>
+        <w:t xml:space="preserve">Tropical cyclone and multi-hazard risk; climate change impacts on extreme wind and coastal flood hazards; compound urban hazards; hazard forecasting, uncertainty quantification, and risk communication; infrastructure and community </w:t>
+      </w:r>
+      <w:proofErr w:type="spellStart"/>
       <w:r>
         <w:rPr>
           <w:sz w:val="18"/>
         </w:rPr>
-        <w:t>uncertainty; climate change effects on extreme winds and coastal flooding; compound flood and extreme-heat hazards; urban and infrastructure resilience; climate and hazard modeling.</w:t>
+        <w:t>resilience.</w:t>
       </w:r>
     </w:p>
     <w:p>
@@ -70,7 +71,11 @@
         </w:pBdr>
       </w:pPr>
       <w:r>
-        <w:t>EDUCATION</w:t>
+        <w:t>EDUCATI</w:t>
+      </w:r>
+      <w:proofErr w:type="spellEnd"/>
+      <w:r>
+        <w:t>ON</w:t>
       </w:r>
     </w:p>
     <w:tbl>
@@ -143,7 +148,14 @@
                 <w:b/>
                 <w:sz w:val="18"/>
               </w:rPr>
-              <w:t>2021-present</w:t>
+              <w:t>2021-</w:t>
+            </w:r>
+            <w:r>
+              <w:rPr>
+                <w:b/>
+                <w:sz w:val="18"/>
+              </w:rPr>
+              <w:t>2027</w:t>
             </w:r>
           </w:p>
           <w:p>
@@ -155,7 +167,13 @@
               <w:rPr>
                 <w:sz w:val="18"/>
               </w:rPr>
-              <w:t>Anticipated 2027</w:t>
+              <w:t>(anticipated)</w:t>
+            </w:r>
+            <w:r>
+              <w:rPr>
+                <w:sz w:val="18"/>
+              </w:rPr>
+              <w:t xml:space="preserve"> </w:t>
             </w:r>
           </w:p>
         </w:tc>
@@ -186,23 +204,24 @@
     </w:p>
     <w:tbl>
       <w:tblPr>
-        <w:tblW w:w="0" w:type="auto"/>
+        <w:tblW w:w="10352" w:type="dxa"/>
         <w:jc w:val="center"/>
         <w:tblLayout w:type="fixed"/>
         <w:tblLook w:val="04A0" w:firstRow="1" w:lastRow="0" w:firstColumn="1" w:lastColumn="0" w:noHBand="0" w:noVBand="1"/>
       </w:tblPr>
       <w:tblGrid>
-        <w:gridCol w:w="5141"/>
-        <w:gridCol w:w="5141"/>
+        <w:gridCol w:w="5176"/>
+        <w:gridCol w:w="5176"/>
       </w:tblGrid>
       <w:tr>
         <w:trPr>
           <w:cantSplit/>
+          <w:trHeight w:val="501"/>
           <w:jc w:val="center"/>
         </w:trPr>
         <w:tc>
           <w:tcPr>
-            <w:tcW w:w="5141" w:type="dxa"/>
+            <w:tcW w:w="5176" w:type="dxa"/>
             <w:tcMar>
               <w:top w:w="0" w:type="dxa"/>
               <w:left w:w="0" w:type="dxa"/>
@@ -218,7 +237,7 @@
               <w:rPr>
                 <w:b/>
               </w:rPr>
-              <w:t>COLUMBIA UNIVERSITY SCHOOL OF ENGINEERING AND APPLIED SCIENCE, New York, NY</w:t>
+              <w:t>COLUMBIA UNIVERSITY, New York, NY</w:t>
             </w:r>
           </w:p>
           <w:p>
@@ -236,7 +255,7 @@
         </w:tc>
         <w:tc>
           <w:tcPr>
-            <w:tcW w:w="5141" w:type="dxa"/>
+            <w:tcW w:w="5176" w:type="dxa"/>
             <w:tcMar>
               <w:top w:w="0" w:type="dxa"/>
               <w:left w:w="0" w:type="dxa"/>
@@ -278,23 +297,24 @@
     </w:p>
     <w:tbl>
       <w:tblPr>
-        <w:tblW w:w="0" w:type="auto"/>
+        <w:tblW w:w="10467" w:type="dxa"/>
         <w:jc w:val="center"/>
         <w:tblLayout w:type="fixed"/>
         <w:tblLook w:val="04A0" w:firstRow="1" w:lastRow="0" w:firstColumn="1" w:lastColumn="0" w:noHBand="0" w:noVBand="1"/>
       </w:tblPr>
       <w:tblGrid>
-        <w:gridCol w:w="5141"/>
-        <w:gridCol w:w="5141"/>
+        <w:gridCol w:w="7481"/>
+        <w:gridCol w:w="2986"/>
       </w:tblGrid>
       <w:tr>
         <w:trPr>
           <w:cantSplit/>
+          <w:trHeight w:val="508"/>
           <w:jc w:val="center"/>
         </w:trPr>
         <w:tc>
           <w:tcPr>
-            <w:tcW w:w="5141" w:type="dxa"/>
+            <w:tcW w:w="7481" w:type="dxa"/>
             <w:tcMar>
               <w:top w:w="0" w:type="dxa"/>
               <w:left w:w="0" w:type="dxa"/>
@@ -322,20 +342,27 @@
                 <w:i/>
                 <w:sz w:val="18"/>
               </w:rPr>
-              <w:t xml:space="preserve">Ph.D. Candidate / </w:t>
+              <w:t>Ph.D. Candidate / Researcher, Hurricane Hazards and Risk</w:t>
             </w:r>
             <w:r>
               <w:rPr>
                 <w:i/>
                 <w:sz w:val="18"/>
               </w:rPr>
-              <w:t>Researcher, Hurricane Hazards and Risk Analysis Group</w:t>
+              <w:t xml:space="preserve"> </w:t>
+            </w:r>
+            <w:r>
+              <w:rPr>
+                <w:i/>
+                <w:sz w:val="18"/>
+              </w:rPr>
+              <w:t>Analysis Group</w:t>
             </w:r>
           </w:p>
         </w:tc>
         <w:tc>
           <w:tcPr>
-            <w:tcW w:w="5141" w:type="dxa"/>
+            <w:tcW w:w="2986" w:type="dxa"/>
             <w:tcMar>
               <w:top w:w="0" w:type="dxa"/>
               <w:left w:w="0" w:type="dxa"/>
@@ -368,63 +395,558 @@
       <w:pPr>
         <w:pStyle w:val="BulletCV"/>
         <w:keepLines/>
+        <w:rPr>
+          <w:rFonts w:cs="Arial"/>
+          <w:szCs w:val="18"/>
+          <w:lang w:val="en-CN"/>
+        </w:rPr>
       </w:pPr>
       <w:r>
-        <w:t>• Lead research on tropical cyclone multi-hazard forecasting, climate-sensitive structural design winds, compound urban hazards, and synthetic hurricane track modeling.</w:t>
+        <w:rPr>
+          <w:rFonts w:cs="Arial"/>
+          <w:szCs w:val="18"/>
+        </w:rPr>
+        <w:t xml:space="preserve">• </w:t>
+      </w:r>
+      <w:r>
+        <w:rPr>
+          <w:rFonts w:cs="Arial"/>
+          <w:szCs w:val="18"/>
+        </w:rPr>
+        <w:t>Real</w:t>
+      </w:r>
+      <w:r>
+        <w:rPr>
+          <w:rFonts w:cs="Arial"/>
+          <w:szCs w:val="18"/>
+        </w:rPr>
+        <w:t xml:space="preserve">-time </w:t>
+      </w:r>
+      <w:r>
+        <w:rPr>
+          <w:rFonts w:cs="Arial"/>
+          <w:szCs w:val="18"/>
+        </w:rPr>
+        <w:t>TC</w:t>
+      </w:r>
+      <w:r>
+        <w:rPr>
+          <w:rFonts w:cs="Arial"/>
+          <w:szCs w:val="18"/>
+        </w:rPr>
+        <w:t xml:space="preserve"> Multi-Hazard</w:t>
+      </w:r>
+      <w:r>
+        <w:rPr>
+          <w:rFonts w:cs="Arial"/>
+          <w:szCs w:val="18"/>
+        </w:rPr>
+        <w:t xml:space="preserve"> Forecasting (lead): </w:t>
+      </w:r>
+      <w:r>
+        <w:rPr>
+          <w:rFonts w:cs="Arial"/>
+          <w:szCs w:val="18"/>
+          <w:lang w:val="en-CN"/>
+        </w:rPr>
+        <w:t>integrated</w:t>
+      </w:r>
+      <w:r>
+        <w:rPr>
+          <w:rFonts w:cs="Arial"/>
+          <w:szCs w:val="18"/>
+          <w:lang w:val="en-CN"/>
+        </w:rPr>
+        <w:t xml:space="preserve"> official tropical cyclone forecasts with wind, rainfall, storm-tide, and </w:t>
+      </w:r>
+      <w:r>
+        <w:rPr>
+          <w:rFonts w:cs="Arial"/>
+          <w:szCs w:val="18"/>
+          <w:lang w:val="en-CN"/>
+        </w:rPr>
+        <w:t>power outage</w:t>
+      </w:r>
+      <w:r>
+        <w:rPr>
+          <w:rFonts w:cs="Arial"/>
+          <w:szCs w:val="18"/>
+          <w:lang w:val="en-CN"/>
+        </w:rPr>
+        <w:t xml:space="preserve"> models for real-time multi-hazard assessment</w:t>
+      </w:r>
+      <w:r>
+        <w:rPr>
+          <w:rFonts w:cs="Arial"/>
+          <w:szCs w:val="18"/>
+          <w:lang w:val="en-CN"/>
+        </w:rPr>
+        <w:t>,</w:t>
+      </w:r>
+      <w:r>
+        <w:rPr>
+          <w:rFonts w:cs="Arial"/>
+          <w:szCs w:val="18"/>
+          <w:lang w:val="en-CN"/>
+        </w:rPr>
+        <w:t xml:space="preserve"> evaluate</w:t>
+      </w:r>
+      <w:r>
+        <w:rPr>
+          <w:rFonts w:cs="Arial"/>
+          <w:szCs w:val="18"/>
+          <w:lang w:val="en-CN"/>
+        </w:rPr>
+        <w:t>d</w:t>
+      </w:r>
+      <w:r>
+        <w:rPr>
+          <w:rFonts w:cs="Arial"/>
+          <w:szCs w:val="18"/>
+          <w:lang w:val="en-CN"/>
+        </w:rPr>
+        <w:t xml:space="preserve"> uncertainty propagation across meteorological forecasts and hazard</w:t>
+      </w:r>
+      <w:r>
+        <w:rPr>
+          <w:rFonts w:cs="Arial"/>
+          <w:szCs w:val="18"/>
+          <w:lang w:val="en-CN"/>
+        </w:rPr>
+        <w:t xml:space="preserve"> </w:t>
+      </w:r>
+      <w:r>
+        <w:rPr>
+          <w:rFonts w:cs="Arial"/>
+          <w:szCs w:val="18"/>
+          <w:lang w:val="en-CN"/>
+        </w:rPr>
+        <w:t>modeling</w:t>
+      </w:r>
+      <w:r>
+        <w:rPr>
+          <w:rFonts w:cs="Arial"/>
+          <w:szCs w:val="18"/>
+          <w:lang w:val="en-CN"/>
+        </w:rPr>
+        <w:t>, and</w:t>
+      </w:r>
+      <w:r>
+        <w:rPr>
+          <w:rFonts w:cs="Arial"/>
+          <w:szCs w:val="18"/>
+          <w:lang w:val="en-CN"/>
+        </w:rPr>
+        <w:t xml:space="preserve"> </w:t>
+      </w:r>
+      <w:r>
+        <w:rPr>
+          <w:rFonts w:cs="Arial"/>
+          <w:szCs w:val="18"/>
+        </w:rPr>
+        <w:t xml:space="preserve">built an </w:t>
+      </w:r>
+      <w:hyperlink r:id="rId8" w:history="1">
+        <w:r>
+          <w:rPr>
+            <w:rStyle w:val="Hyperlink"/>
+            <w:rFonts w:cs="Arial"/>
+            <w:szCs w:val="18"/>
+            <w:lang w:val="en-CN"/>
+          </w:rPr>
+          <w:t>interactive platform</w:t>
+        </w:r>
+      </w:hyperlink>
+      <w:r>
+        <w:rPr>
+          <w:rFonts w:cs="Arial"/>
+          <w:szCs w:val="18"/>
+          <w:lang w:val="en-CN"/>
+        </w:rPr>
+        <w:t xml:space="preserve"> </w:t>
+      </w:r>
+      <w:r>
+        <w:rPr>
+          <w:rFonts w:cs="Arial"/>
+          <w:szCs w:val="18"/>
+        </w:rPr>
+        <w:t>enabling users to track evolving hazard estimates across forecast updates.</w:t>
       </w:r>
     </w:p>
     <w:p>
       <w:pPr>
         <w:pStyle w:val="BulletCV"/>
         <w:keepLines/>
+        <w:rPr>
+          <w:rFonts w:cs="Arial"/>
+          <w:szCs w:val="18"/>
+        </w:rPr>
       </w:pPr>
       <w:r>
-        <w:t>• TC Compound Hazard Model Integration for Public Forecasting Website (lead): integrate official forecasts and hazard models to support real-time tropical cyclone multi-hazard assessment.</w:t>
+        <w:rPr>
+          <w:rFonts w:cs="Arial"/>
+          <w:szCs w:val="18"/>
+        </w:rPr>
+        <w:t>• Structural Design Wind</w:t>
+      </w:r>
+      <w:r>
+        <w:rPr>
+          <w:rFonts w:cs="Arial"/>
+          <w:szCs w:val="18"/>
+        </w:rPr>
+        <w:t xml:space="preserve">s </w:t>
+      </w:r>
+      <w:r>
+        <w:rPr>
+          <w:rFonts w:cs="Arial"/>
+          <w:szCs w:val="18"/>
+        </w:rPr>
+        <w:t xml:space="preserve">Under Future Climates (lead): </w:t>
+      </w:r>
+      <w:r>
+        <w:rPr>
+          <w:rFonts w:cs="Arial"/>
+          <w:szCs w:val="18"/>
+        </w:rPr>
+        <w:t>e</w:t>
+      </w:r>
+      <w:r>
+        <w:rPr>
+          <w:rFonts w:cs="Arial"/>
+          <w:szCs w:val="18"/>
+        </w:rPr>
+        <w:t>valuate</w:t>
+      </w:r>
+      <w:r>
+        <w:rPr>
+          <w:rFonts w:cs="Arial"/>
+          <w:szCs w:val="18"/>
+        </w:rPr>
+        <w:t>d</w:t>
+      </w:r>
+      <w:r>
+        <w:rPr>
+          <w:rFonts w:cs="Arial"/>
+          <w:szCs w:val="18"/>
+        </w:rPr>
+        <w:t xml:space="preserve"> </w:t>
+      </w:r>
+      <w:r>
+        <w:rPr>
+          <w:rFonts w:cs="Arial"/>
+          <w:szCs w:val="18"/>
+          <w:lang w:val="en-CN"/>
+        </w:rPr>
+        <w:t xml:space="preserve">hurricane wind hazards and structural design codes </w:t>
+      </w:r>
+      <w:r>
+        <w:rPr>
+          <w:rFonts w:cs="Arial"/>
+          <w:szCs w:val="18"/>
+        </w:rPr>
+        <w:t>under CMIP6 climate-model ensembles</w:t>
+      </w:r>
+      <w:r>
+        <w:rPr>
+          <w:rFonts w:cs="Arial"/>
+          <w:szCs w:val="18"/>
+          <w:lang w:val="en-CN"/>
+        </w:rPr>
+        <w:t xml:space="preserve">, finding substantial variability in projected wind hazards and structural implications; developed </w:t>
+      </w:r>
+      <w:r>
+        <w:rPr>
+          <w:rFonts w:cs="Arial"/>
+          <w:szCs w:val="18"/>
+        </w:rPr>
+        <w:t xml:space="preserve">an </w:t>
+      </w:r>
+      <w:hyperlink r:id="rId9" w:history="1">
+        <w:r>
+          <w:rPr>
+            <w:rStyle w:val="Hyperlink"/>
+            <w:rFonts w:cs="Arial"/>
+            <w:szCs w:val="18"/>
+          </w:rPr>
+          <w:t>interactive calculator</w:t>
+        </w:r>
+      </w:hyperlink>
+      <w:r>
+        <w:rPr>
+          <w:rFonts w:cs="Arial"/>
+          <w:szCs w:val="18"/>
+        </w:rPr>
+        <w:t xml:space="preserve"> </w:t>
+      </w:r>
+      <w:r>
+        <w:rPr>
+          <w:rFonts w:cs="Arial"/>
+          <w:szCs w:val="18"/>
+          <w:lang w:val="en-CN"/>
+        </w:rPr>
+        <w:t>enabling users to compare design wind estimates by location, building characteristics, and climate futures.</w:t>
       </w:r>
     </w:p>
     <w:p>
       <w:pPr>
         <w:pStyle w:val="BulletCV"/>
         <w:keepLines/>
+        <w:rPr>
+          <w:rFonts w:cs="Arial"/>
+          <w:szCs w:val="18"/>
+          <w:lang w:val="en-CN"/>
+        </w:rPr>
       </w:pPr>
       <w:r>
-        <w:t>• Compound TC Flood and Extreme Heat Modeling in Urban Environments (lead): use atmospheric, urban-canopy, and flood modeling to examine interacting post-storm heat and inundation hazards.</w:t>
+        <w:rPr>
+          <w:rFonts w:cs="Arial"/>
+          <w:szCs w:val="18"/>
+        </w:rPr>
+        <w:t xml:space="preserve">• Compound TC Flood and Extreme Heat Modeling in Urban Environments (lead): </w:t>
+      </w:r>
+      <w:r>
+        <w:rPr>
+          <w:rFonts w:cs="Arial"/>
+          <w:szCs w:val="18"/>
+          <w:lang w:val="en-CN"/>
+        </w:rPr>
+        <w:t>c</w:t>
+      </w:r>
+      <w:r>
+        <w:rPr>
+          <w:rFonts w:cs="Arial"/>
+          <w:szCs w:val="18"/>
+          <w:lang w:val="en-CN"/>
+        </w:rPr>
+        <w:t>oupled urban-canopy model with atmospheric and inundation models to characterize compound tropical-cyclone flooding and winds under extreme heat in urban environments; enabled city-block-scale assessment of post-storm heat stress and hurricane–heat hazard interactions.</w:t>
       </w:r>
     </w:p>
     <w:p>
       <w:pPr>
         <w:pStyle w:val="BulletCV"/>
         <w:keepLines/>
+        <w:rPr>
+          <w:rFonts w:cs="Arial"/>
+          <w:szCs w:val="18"/>
+          <w:lang w:val="en-CN"/>
+        </w:rPr>
       </w:pPr>
       <w:r>
-        <w:t>• Structural Design Wind Estimations Under Future Climates (lead): estimate tropical cyclone design winds using synthetic storms, reanalysis, and CMIP6 climate-model ensembles.</w:t>
+        <w:rPr>
+          <w:rFonts w:cs="Arial"/>
+          <w:szCs w:val="18"/>
+        </w:rPr>
+        <w:t xml:space="preserve">• </w:t>
+      </w:r>
+      <w:r>
+        <w:rPr>
+          <w:rFonts w:cs="Arial"/>
+          <w:szCs w:val="18"/>
+        </w:rPr>
+        <w:t xml:space="preserve">Generated tropical cyclone and wind-hazard inputs </w:t>
+      </w:r>
+      <w:r>
+        <w:rPr>
+          <w:rFonts w:cs="Arial"/>
+          <w:szCs w:val="18"/>
+          <w:lang w:val="en-CN"/>
+        </w:rPr>
+        <w:t xml:space="preserve">under current and future climates </w:t>
+      </w:r>
+      <w:r>
+        <w:rPr>
+          <w:rFonts w:cs="Arial"/>
+          <w:szCs w:val="18"/>
+        </w:rPr>
+        <w:t xml:space="preserve">for New York City energy-resilience modeling, </w:t>
+      </w:r>
+      <w:r>
+        <w:rPr>
+          <w:rFonts w:cs="Arial"/>
+          <w:szCs w:val="18"/>
+          <w:lang w:val="en-CN"/>
+        </w:rPr>
+        <w:t>supporting assessment of power-outage risk and renewable-energy integration.</w:t>
       </w:r>
     </w:p>
     <w:p>
       <w:pPr>
         <w:pStyle w:val="BulletCV"/>
         <w:keepLines/>
+        <w:rPr>
+          <w:rFonts w:cs="Arial"/>
+          <w:szCs w:val="18"/>
+        </w:rPr>
       </w:pPr>
       <w:r>
-        <w:t>• Wind Driven Synthetic Hurricane Track Modeling (lead): investigate synthetic tropical cyclone track modeling for wind-hazard applications.</w:t>
-      </w:r>
-    </w:p>
-    <w:p>
-      <w:pPr>
-        <w:pStyle w:val="BulletCV"/>
-        <w:keepLines/>
-      </w:pPr>
-      <w:r>
-        <w:t>• Contribute to research on tropical cyclone impacts on power systems with renewable integration.</w:t>
-      </w:r>
-    </w:p>
-    <w:p>
-      <w:pPr>
-        <w:pStyle w:val="BulletCV"/>
-        <w:keepLines/>
-      </w:pPr>
-      <w:r>
-        <w:t>• Past research includes paleo-hurricane reconstruction from hydrodynamic modeling in The Bahamas and historical reconstruction of urban storm and meteorological events in Camden, New Jersey.</w:t>
+        <w:rPr>
+          <w:rFonts w:cs="Arial"/>
+          <w:szCs w:val="18"/>
+        </w:rPr>
+        <w:t xml:space="preserve">• Past research includes </w:t>
+      </w:r>
+      <w:r>
+        <w:rPr>
+          <w:rFonts w:cs="Arial"/>
+          <w:szCs w:val="18"/>
+        </w:rPr>
+        <w:t xml:space="preserve">integrating </w:t>
+      </w:r>
+      <w:r>
+        <w:rPr>
+          <w:rFonts w:cs="Arial"/>
+          <w:szCs w:val="18"/>
+        </w:rPr>
+        <w:t xml:space="preserve">paleo-hurricane reconstruction </w:t>
+      </w:r>
+      <w:r>
+        <w:rPr>
+          <w:rFonts w:cs="Arial"/>
+          <w:szCs w:val="18"/>
+        </w:rPr>
+        <w:t>with</w:t>
+      </w:r>
+      <w:r>
+        <w:rPr>
+          <w:rFonts w:cs="Arial"/>
+          <w:szCs w:val="18"/>
+        </w:rPr>
+        <w:t xml:space="preserve"> hydrodynamic modeling</w:t>
+      </w:r>
+      <w:r>
+        <w:rPr>
+          <w:rFonts w:cs="Arial"/>
+          <w:szCs w:val="18"/>
+        </w:rPr>
+        <w:t xml:space="preserve">, </w:t>
+      </w:r>
+      <w:r>
+        <w:rPr>
+          <w:rFonts w:cs="Arial"/>
+          <w:szCs w:val="18"/>
+        </w:rPr>
+        <w:t xml:space="preserve">historical reconstruction of urban storm and meteorological events in </w:t>
+      </w:r>
+      <w:proofErr w:type="gramStart"/>
+      <w:r>
+        <w:rPr>
+          <w:rFonts w:cs="Arial"/>
+          <w:szCs w:val="18"/>
+        </w:rPr>
+        <w:t>New Jersey</w:t>
+      </w:r>
+      <w:r>
+        <w:rPr>
+          <w:rFonts w:cs="Arial"/>
+          <w:szCs w:val="18"/>
+        </w:rPr>
+        <w:t>,</w:t>
+      </w:r>
+      <w:r>
+        <w:rPr>
+          <w:rFonts w:cs="Arial"/>
+          <w:szCs w:val="18"/>
+        </w:rPr>
+        <w:t xml:space="preserve"> and</w:t>
+      </w:r>
+      <w:proofErr w:type="gramEnd"/>
+      <w:r>
+        <w:rPr>
+          <w:rFonts w:cs="Arial"/>
+          <w:szCs w:val="18"/>
+        </w:rPr>
+        <w:t xml:space="preserve"> investigating methods</w:t>
+      </w:r>
+      <w:r>
+        <w:rPr>
+          <w:rFonts w:cs="Arial"/>
+          <w:szCs w:val="18"/>
+        </w:rPr>
+        <w:t xml:space="preserve"> for w</w:t>
+      </w:r>
+      <w:r>
+        <w:rPr>
+          <w:rFonts w:cs="Arial"/>
+          <w:szCs w:val="18"/>
+        </w:rPr>
+        <w:t xml:space="preserve">ind </w:t>
+      </w:r>
+      <w:r>
+        <w:rPr>
+          <w:rFonts w:cs="Arial"/>
+          <w:szCs w:val="18"/>
+        </w:rPr>
+        <w:t>d</w:t>
+      </w:r>
+      <w:r>
+        <w:rPr>
+          <w:rFonts w:cs="Arial"/>
+          <w:szCs w:val="18"/>
+        </w:rPr>
+        <w:t xml:space="preserve">riven </w:t>
+      </w:r>
+      <w:r>
+        <w:rPr>
+          <w:rFonts w:cs="Arial"/>
+          <w:szCs w:val="18"/>
+        </w:rPr>
+        <w:t>s</w:t>
+      </w:r>
+      <w:r>
+        <w:rPr>
+          <w:rFonts w:cs="Arial"/>
+          <w:szCs w:val="18"/>
+        </w:rPr>
+        <w:t xml:space="preserve">ynthetic </w:t>
+      </w:r>
+      <w:r>
+        <w:rPr>
+          <w:rFonts w:cs="Arial"/>
+          <w:szCs w:val="18"/>
+        </w:rPr>
+        <w:t>h</w:t>
+      </w:r>
+      <w:r>
+        <w:rPr>
+          <w:rFonts w:cs="Arial"/>
+          <w:szCs w:val="18"/>
+        </w:rPr>
+        <w:t xml:space="preserve">urricane </w:t>
+      </w:r>
+      <w:r>
+        <w:rPr>
+          <w:rFonts w:cs="Arial"/>
+          <w:szCs w:val="18"/>
+        </w:rPr>
+        <w:t>t</w:t>
+      </w:r>
+      <w:r>
+        <w:rPr>
+          <w:rFonts w:cs="Arial"/>
+          <w:szCs w:val="18"/>
+        </w:rPr>
+        <w:t>rack</w:t>
+      </w:r>
+      <w:r>
+        <w:rPr>
+          <w:rFonts w:cs="Arial"/>
+          <w:szCs w:val="18"/>
+        </w:rPr>
+        <w:t xml:space="preserve"> m</w:t>
+      </w:r>
+      <w:r>
+        <w:rPr>
+          <w:rFonts w:cs="Arial"/>
+          <w:szCs w:val="18"/>
+        </w:rPr>
+        <w:t>odeling</w:t>
+      </w:r>
+      <w:r>
+        <w:rPr>
+          <w:rFonts w:cs="Arial"/>
+          <w:szCs w:val="18"/>
+        </w:rPr>
+        <w:t>.</w:t>
       </w:r>
     </w:p>
     <w:tbl>
@@ -514,10 +1036,19 @@
         <w:keepLines/>
       </w:pPr>
       <w:r>
-        <w:t xml:space="preserve">• Constructed a three-dimensional leaf-area-density model for Manhattan using LiDAR, tree-census data, and USDA street-tree growth projections; reviewed remote-sensing databases and </w:t>
-      </w:r>
-      <w:r>
-        <w:t>resources.</w:t>
+        <w:t xml:space="preserve">• Developed a subway flood-propagation and damage model </w:t>
+      </w:r>
+      <w:r>
+        <w:t xml:space="preserve">to evaluate proposed </w:t>
+      </w:r>
+      <w:r>
+        <w:t>flood protection in New York City</w:t>
+      </w:r>
+      <w:r>
+        <w:t xml:space="preserve"> against </w:t>
+      </w:r>
+      <w:r>
+        <w:t>current and future hurricane flooding.</w:t>
       </w:r>
     </w:p>
     <w:p>
@@ -526,7 +1057,13 @@
         <w:keepLines/>
       </w:pPr>
       <w:r>
-        <w:t>• Developed a subway flood-propagation and damage model for research on hurricane flood protection in New York City; modeled storms and surface flooding in Python and visualized surface and subway inundation in ArcGIS.</w:t>
+        <w:t xml:space="preserve">• Constructed a three-dimensional leaf-area-density model for Manhattan </w:t>
+      </w:r>
+      <w:r>
+        <w:t>combining</w:t>
+      </w:r>
+      <w:r>
+        <w:t xml:space="preserve"> LiDAR, tree-census data, and USDA street-tree growth projections.</w:t>
       </w:r>
     </w:p>
     <w:p>
@@ -604,6 +1141,16 @@
             <w:pPr>
               <w:spacing w:after="0"/>
               <w:jc w:val="right"/>
+              <w:rPr>
+                <w:b/>
+                <w:sz w:val="18"/>
+              </w:rPr>
+            </w:pPr>
+          </w:p>
+          <w:p>
+            <w:pPr>
+              <w:spacing w:after="0"/>
+              <w:jc w:val="right"/>
             </w:pPr>
             <w:r>
               <w:rPr>
@@ -647,17 +1194,6 @@
               <w:right w:w="0" w:type="dxa"/>
             </w:tcMar>
           </w:tcPr>
-          <w:p>
-            <w:pPr>
-              <w:spacing w:after="0"/>
-            </w:pPr>
-            <w:r>
-              <w:rPr>
-                <w:b/>
-              </w:rPr>
-              <w:t>PRINCETON UNIVERSITY</w:t>
-            </w:r>
-          </w:p>
           <w:p>
             <w:pPr>
               <w:spacing w:after="0"/>
@@ -734,28 +1270,17 @@
             </w:pPr>
             <w:r>
               <w:rPr>
-                <w:b/>
-              </w:rPr>
-              <w:t>PRINCETON UNIVERSITY</w:t>
-            </w:r>
-          </w:p>
-          <w:p>
-            <w:pPr>
-              <w:spacing w:after="0"/>
-            </w:pPr>
-            <w:r>
-              <w:rPr>
                 <w:i/>
                 <w:sz w:val="18"/>
               </w:rPr>
-              <w:t xml:space="preserve">Undergraduate and High School </w:t>
+              <w:t>Undergraduate and High School Research Mentor</w:t>
             </w:r>
             <w:r>
               <w:rPr>
                 <w:i/>
                 <w:sz w:val="18"/>
               </w:rPr>
-              <w:t>Research Mentor</w:t>
+              <w:t xml:space="preserve"> (10 students)</w:t>
             </w:r>
           </w:p>
         </w:tc>
@@ -792,23 +1317,24 @@
     </w:p>
     <w:tbl>
       <w:tblPr>
-        <w:tblW w:w="0" w:type="auto"/>
+        <w:tblW w:w="10316" w:type="dxa"/>
         <w:jc w:val="center"/>
         <w:tblLayout w:type="fixed"/>
         <w:tblLook w:val="04A0" w:firstRow="1" w:lastRow="0" w:firstColumn="1" w:lastColumn="0" w:noHBand="0" w:noVBand="1"/>
       </w:tblPr>
       <w:tblGrid>
-        <w:gridCol w:w="5141"/>
-        <w:gridCol w:w="5141"/>
+        <w:gridCol w:w="5158"/>
+        <w:gridCol w:w="5158"/>
       </w:tblGrid>
       <w:tr>
         <w:trPr>
           <w:cantSplit/>
+          <w:trHeight w:val="414"/>
           <w:jc w:val="center"/>
         </w:trPr>
         <w:tc>
           <w:tcPr>
-            <w:tcW w:w="5141" w:type="dxa"/>
+            <w:tcW w:w="5158" w:type="dxa"/>
             <w:tcMar>
               <w:top w:w="0" w:type="dxa"/>
               <w:left w:w="0" w:type="dxa"/>
@@ -819,6 +1345,16 @@
           <w:p>
             <w:pPr>
               <w:spacing w:after="0"/>
+              <w:rPr>
+                <w:b/>
+                <w:sz w:val="10"/>
+                <w:szCs w:val="10"/>
+              </w:rPr>
+            </w:pPr>
+          </w:p>
+          <w:p>
+            <w:pPr>
+              <w:spacing w:after="0"/>
             </w:pPr>
             <w:r>
               <w:rPr>
@@ -826,11 +1362,12 @@
               </w:rPr>
               <w:t>POLYGENCE</w:t>
             </w:r>
-          </w:p>
-          <w:p>
-            <w:pPr>
-              <w:spacing w:after="0"/>
-            </w:pPr>
+            <w:r>
+              <w:rPr>
+                <w:b/>
+              </w:rPr>
+              <w:t xml:space="preserve"> </w:t>
+            </w:r>
             <w:r>
               <w:rPr>
                 <w:i/>
@@ -842,7 +1379,7 @@
         </w:tc>
         <w:tc>
           <w:tcPr>
-            <w:tcW w:w="5141" w:type="dxa"/>
+            <w:tcW w:w="5158" w:type="dxa"/>
             <w:tcMar>
               <w:top w:w="0" w:type="dxa"/>
               <w:left w:w="0" w:type="dxa"/>
@@ -850,6 +1387,17 @@
               <w:right w:w="0" w:type="dxa"/>
             </w:tcMar>
           </w:tcPr>
+          <w:p>
+            <w:pPr>
+              <w:spacing w:after="0"/>
+              <w:jc w:val="right"/>
+              <w:rPr>
+                <w:b/>
+                <w:sz w:val="10"/>
+                <w:szCs w:val="10"/>
+              </w:rPr>
+            </w:pPr>
+          </w:p>
           <w:p>
             <w:pPr>
               <w:spacing w:after="0"/>
@@ -866,11 +1414,6 @@
         </w:tc>
       </w:tr>
     </w:tbl>
-    <w:p>
-      <w:pPr>
-        <w:spacing w:after="0" w:line="24" w:lineRule="auto"/>
-      </w:pPr>
-    </w:p>
     <w:p>
       <w:pPr>
         <w:pStyle w:val="SectionHeader"/>
@@ -1022,23 +1565,24 @@
     </w:p>
     <w:tbl>
       <w:tblPr>
-        <w:tblW w:w="0" w:type="auto"/>
+        <w:tblW w:w="10352" w:type="dxa"/>
         <w:jc w:val="center"/>
         <w:tblLayout w:type="fixed"/>
         <w:tblLook w:val="04A0" w:firstRow="1" w:lastRow="0" w:firstColumn="1" w:lastColumn="0" w:noHBand="0" w:noVBand="1"/>
       </w:tblPr>
       <w:tblGrid>
-        <w:gridCol w:w="5141"/>
-        <w:gridCol w:w="5141"/>
+        <w:gridCol w:w="5176"/>
+        <w:gridCol w:w="5176"/>
       </w:tblGrid>
       <w:tr>
         <w:trPr>
           <w:cantSplit/>
+          <w:trHeight w:val="307"/>
           <w:jc w:val="center"/>
         </w:trPr>
         <w:tc>
           <w:tcPr>
-            <w:tcW w:w="5141" w:type="dxa"/>
+            <w:tcW w:w="5176" w:type="dxa"/>
             <w:tcMar>
               <w:top w:w="0" w:type="dxa"/>
               <w:left w:w="0" w:type="dxa"/>
@@ -1060,7 +1604,7 @@
         </w:tc>
         <w:tc>
           <w:tcPr>
-            <w:tcW w:w="5141" w:type="dxa"/>
+            <w:tcW w:w="5176" w:type="dxa"/>
             <w:tcMar>
               <w:top w:w="0" w:type="dxa"/>
               <w:left w:w="0" w:type="dxa"/>
@@ -1089,76 +1633,6 @@
         <w:spacing w:after="0" w:line="24" w:lineRule="auto"/>
       </w:pPr>
     </w:p>
-    <w:tbl>
-      <w:tblPr>
-        <w:tblW w:w="0" w:type="auto"/>
-        <w:jc w:val="center"/>
-        <w:tblLayout w:type="fixed"/>
-        <w:tblLook w:val="04A0" w:firstRow="1" w:lastRow="0" w:firstColumn="1" w:lastColumn="0" w:noHBand="0" w:noVBand="1"/>
-      </w:tblPr>
-      <w:tblGrid>
-        <w:gridCol w:w="5141"/>
-        <w:gridCol w:w="5141"/>
-      </w:tblGrid>
-      <w:tr>
-        <w:trPr>
-          <w:cantSplit/>
-          <w:jc w:val="center"/>
-        </w:trPr>
-        <w:tc>
-          <w:tcPr>
-            <w:tcW w:w="5141" w:type="dxa"/>
-            <w:tcMar>
-              <w:top w:w="0" w:type="dxa"/>
-              <w:left w:w="0" w:type="dxa"/>
-              <w:bottom w:w="0" w:type="dxa"/>
-              <w:right w:w="0" w:type="dxa"/>
-            </w:tcMar>
-          </w:tcPr>
-          <w:p>
-            <w:pPr>
-              <w:spacing w:after="0"/>
-            </w:pPr>
-            <w:r>
-              <w:rPr>
-                <w:b/>
-              </w:rPr>
-              <w:t xml:space="preserve">Columbia University </w:t>
-            </w:r>
-            <w:r>
-              <w:rPr>
-                <w:b/>
-              </w:rPr>
-              <w:t>Dean's List</w:t>
-            </w:r>
-          </w:p>
-        </w:tc>
-        <w:tc>
-          <w:tcPr>
-            <w:tcW w:w="5141" w:type="dxa"/>
-            <w:tcMar>
-              <w:top w:w="0" w:type="dxa"/>
-              <w:left w:w="0" w:type="dxa"/>
-              <w:bottom w:w="0" w:type="dxa"/>
-              <w:right w:w="0" w:type="dxa"/>
-            </w:tcMar>
-          </w:tcPr>
-          <w:p>
-            <w:pPr>
-              <w:spacing w:after="0"/>
-              <w:jc w:val="right"/>
-            </w:pPr>
-            <w:r>
-              <w:rPr>
-                <w:b/>
-                <w:sz w:val="18"/>
-              </w:rPr>
-              <w:t>2018-2021</w:t>
-            </w:r>
-          </w:p>
-        </w:tc>
-      </w:tr>
-    </w:tbl>
     <w:p>
       <w:pPr>
         <w:spacing w:after="0" w:line="24" w:lineRule="auto"/>
@@ -1179,14 +1653,45 @@
     <w:p>
       <w:pPr>
         <w:pStyle w:val="Entry"/>
+        <w:spacing w:after="60"/>
+        <w:ind w:left="317" w:hanging="317"/>
       </w:pPr>
+      <w:r>
+        <w:rPr>
+          <w:sz w:val="18"/>
+        </w:rPr>
+        <w:t xml:space="preserve">1. </w:t>
+      </w:r>
       <w:r>
         <w:rPr>
           <w:b/>
-          <w:i/>
           <w:sz w:val="18"/>
         </w:rPr>
-        <w:t>Journal articles, manuscripts, and reports</w:t>
+        <w:t>Blackshaw, C. Y.</w:t>
+      </w:r>
+      <w:r>
+        <w:rPr>
+          <w:sz w:val="18"/>
+        </w:rPr>
+        <w:t xml:space="preserve">, &amp; Lin, N. (2026). Climate Sensitivity of Tropical Cyclone Design Winds in the United States. Earth’s Future. </w:t>
+      </w:r>
+      <w:r>
+        <w:rPr>
+          <w:sz w:val="18"/>
+        </w:rPr>
+        <w:t>(</w:t>
+      </w:r>
+      <w:r>
+        <w:rPr>
+          <w:sz w:val="18"/>
+        </w:rPr>
+        <w:t>Under review</w:t>
+      </w:r>
+      <w:r>
+        <w:rPr>
+          <w:sz w:val="18"/>
+        </w:rPr>
+        <w:t>)</w:t>
       </w:r>
     </w:p>
     <w:p>
@@ -1199,7 +1704,7 @@
         <w:rPr>
           <w:sz w:val="18"/>
         </w:rPr>
-        <w:t xml:space="preserve">1. </w:t>
+        <w:t xml:space="preserve">2. </w:t>
       </w:r>
       <w:r>
         <w:rPr>
@@ -1212,7 +1717,25 @@
         <w:rPr>
           <w:sz w:val="18"/>
         </w:rPr>
-        <w:t>, &amp; Lin, N. (2026). Climate Sensitivity of Tropical Cyclone Design Winds in the United States. Earth’s Future. Under review.</w:t>
+        <w:t xml:space="preserve">, Spaulding, A. C., &amp; Lin, N. (2026). Real-Time Tropical Cyclone Multi-Hazard Forecasting. Geophysical Research Letters. </w:t>
+      </w:r>
+      <w:r>
+        <w:rPr>
+          <w:sz w:val="18"/>
+        </w:rPr>
+        <w:t>(</w:t>
+      </w:r>
+      <w:r>
+        <w:rPr>
+          <w:sz w:val="18"/>
+        </w:rPr>
+        <w:t>In preparation</w:t>
+      </w:r>
+      <w:r>
+        <w:rPr>
+          <w:sz w:val="18"/>
+        </w:rPr>
+        <w:t>)</w:t>
       </w:r>
     </w:p>
     <w:p>
@@ -1225,7 +1748,7 @@
         <w:rPr>
           <w:sz w:val="18"/>
         </w:rPr>
-        <w:t xml:space="preserve">2. </w:t>
+        <w:t xml:space="preserve">3. Xu, L., Lin, N., Perera, A. D., Spaulding, A. C., Wang, Z., Oppenheimer, M., </w:t>
       </w:r>
       <w:r>
         <w:rPr>
@@ -1238,7 +1761,7 @@
         <w:rPr>
           <w:sz w:val="18"/>
         </w:rPr>
-        <w:t>, Spaulding, A. C., &amp; Lin, N. (2026). Real-Time Tropical Cyclone Multi-Hazard Forecasting. Geophysical Research Letters. In preparation.</w:t>
+        <w:t>, &amp; Poor, H. V. (2026). Climate change exacerbates disparities of energy resilience in New York City. Nature Communications.</w:t>
       </w:r>
     </w:p>
     <w:p>
@@ -1251,13 +1774,7 @@
         <w:rPr>
           <w:sz w:val="18"/>
         </w:rPr>
-        <w:t xml:space="preserve">3. </w:t>
-      </w:r>
-      <w:r>
-        <w:rPr>
-          <w:sz w:val="18"/>
-        </w:rPr>
-        <w:t xml:space="preserve">Xu, L., Lin, N., Perera, A. D., Spaulding, A. C., Wang, Z., Oppenheimer, M., </w:t>
+        <w:t xml:space="preserve">4. </w:t>
       </w:r>
       <w:r>
         <w:rPr>
@@ -1270,7 +1787,7 @@
         <w:rPr>
           <w:sz w:val="18"/>
         </w:rPr>
-        <w:t>, &amp; Poor, H. V. (2026). Climate change exacerbates disparities of energy resilience in New York City. Nature Communications.</w:t>
+        <w:t>, Lin, N., Begmohammadi, A., &amp; Bou-Zeid, E. (2025). Investigating the interaction of tropical cyclone-heatwave compound hazards in urban environments. Urban Climate, 64, 102667.</w:t>
       </w:r>
     </w:p>
     <w:p>
@@ -1283,7 +1800,7 @@
         <w:rPr>
           <w:sz w:val="18"/>
         </w:rPr>
-        <w:t xml:space="preserve">4. </w:t>
+        <w:t xml:space="preserve">5. Miura, Y., </w:t>
       </w:r>
       <w:r>
         <w:rPr>
@@ -1296,7 +1813,7 @@
         <w:rPr>
           <w:sz w:val="18"/>
         </w:rPr>
-        <w:t>, Lin, N., Begmohammadi, A., &amp; Bou-Zeid, E. (2025). Investigating the interaction of tropical cyclone-heatwave compound hazards in urban environments. Urban Climate, 64, 102667.</w:t>
+        <w:t>, Zhang, M. S., Mandli, K. T., &amp; Deodatis, G. (2025). Coastal storm-induced flooding risk of the New York City subway amid climate change. Transportation Research Part D: Transport and Environment, 149, 104974.</w:t>
       </w:r>
     </w:p>
     <w:p>
@@ -1309,26 +1826,20 @@
         <w:rPr>
           <w:sz w:val="18"/>
         </w:rPr>
-        <w:t xml:space="preserve">5. </w:t>
-      </w:r>
-      <w:r>
-        <w:rPr>
-          <w:sz w:val="18"/>
-        </w:rPr>
-        <w:t xml:space="preserve">Miura, Y., </w:t>
+        <w:t xml:space="preserve">6. Begmohammadi, A., Lin, N., Xi, D., &amp; </w:t>
       </w:r>
       <w:r>
         <w:rPr>
           <w:b/>
           <w:sz w:val="18"/>
         </w:rPr>
-        <w:t>Blackshaw, C. Y.</w:t>
+        <w:t>Blackshaw, C.</w:t>
       </w:r>
       <w:r>
         <w:rPr>
           <w:sz w:val="18"/>
         </w:rPr>
-        <w:t>, Zhang, M. S., Mandli, K. T., &amp; Deodatis, G. (2025). Coastal storm-induced flooding risk of the New York City subway amid climate change. Transportation Research Part D: Transport and Environment, 149, 104974.</w:t>
+        <w:t xml:space="preserve"> (2025). Assessing future coastal flood hazards from tropical cyclones in the Northeastern United States. Earth’s Future, 13(11), e2025EF006063.</w:t>
       </w:r>
     </w:p>
     <w:p>
@@ -1341,26 +1852,20 @@
         <w:rPr>
           <w:sz w:val="18"/>
         </w:rPr>
-        <w:t xml:space="preserve">6. </w:t>
-      </w:r>
-      <w:r>
-        <w:rPr>
-          <w:sz w:val="18"/>
-        </w:rPr>
-        <w:t xml:space="preserve">Begmohammadi, A., Lin, N., Xi, D., &amp; </w:t>
+        <w:t xml:space="preserve">7. Begmohammadi, A., </w:t>
       </w:r>
       <w:r>
         <w:rPr>
           <w:b/>
           <w:sz w:val="18"/>
         </w:rPr>
-        <w:t>Blackshaw, C.</w:t>
+        <w:t>Blackshaw, C. Y.</w:t>
       </w:r>
       <w:r>
         <w:rPr>
           <w:sz w:val="18"/>
         </w:rPr>
-        <w:t xml:space="preserve"> (2025). Assessing future coastal flood hazards from tropical cyclones in the Northeastern United States. Earth’s Future, 13(11), e2025EF006063.</w:t>
+        <w:t>, Lin, N., Gori, A., Wallace, E., Emanuel, K., &amp; Donnelly, J. P. (2024). Integrating Climatological-Hydrodynamic Modeling and Paleohurricane Records to Assess Storm Surge Risk. Journal of Geophysical Research: Oceans, 129(1), e2023JC020354.</w:t>
       </w:r>
     </w:p>
     <w:p>
@@ -1373,45 +1878,7 @@
         <w:rPr>
           <w:sz w:val="18"/>
         </w:rPr>
-        <w:t xml:space="preserve">7. </w:t>
-      </w:r>
-      <w:r>
-        <w:rPr>
-          <w:sz w:val="18"/>
-        </w:rPr>
-        <w:t xml:space="preserve">Begmohammadi, A., </w:t>
-      </w:r>
-      <w:r>
-        <w:rPr>
-          <w:b/>
-          <w:sz w:val="18"/>
-        </w:rPr>
-        <w:t>Blackshaw, C. Y.</w:t>
-      </w:r>
-      <w:r>
-        <w:rPr>
-          <w:sz w:val="18"/>
-        </w:rPr>
-        <w:t>, Lin, N., Gori, A., Wallace, E., Emanuel, K., &amp; Donnelly, J. P. (2024). Integrating Climatological-Hydrodynamic Modeling and Paleohurricane Records to Assess Storm Surge Risk. Journal of Geophysical Research: Oceans, 129(1), e2023JC020354.</w:t>
-      </w:r>
-    </w:p>
-    <w:p>
-      <w:pPr>
-        <w:pStyle w:val="Entry"/>
-        <w:spacing w:after="60"/>
-        <w:ind w:left="317" w:hanging="317"/>
-      </w:pPr>
-      <w:r>
-        <w:rPr>
-          <w:sz w:val="18"/>
-        </w:rPr>
-        <w:t xml:space="preserve">8. </w:t>
-      </w:r>
-      <w:r>
-        <w:rPr>
-          <w:sz w:val="18"/>
-        </w:rPr>
-        <w:t>Princeton University. (2022). Expanding Climate Services to Respond to Adaptation Challenges: Insights from Managed Retreat Practice. Policy Workshop Report. Princeton School of Public &amp; International Affairs.</w:t>
+        <w:t>8. Princeton University. (2022). Expanding Climate Services to Respond to Adaptation Challenges: Insights from Managed Retreat Practice. Policy Workshop Report. Princeton School of Public &amp; International Affairs.</w:t>
       </w:r>
     </w:p>
     <w:p>
@@ -1448,13 +1915,7 @@
         <w:rPr>
           <w:sz w:val="18"/>
         </w:rPr>
-        <w:t xml:space="preserve">, &amp; Lin, N. </w:t>
-      </w:r>
-      <w:r>
-        <w:rPr>
-          <w:sz w:val="18"/>
-        </w:rPr>
-        <w:t>(2025). Designing for Tropical Cyclone Wind Loads under Non-Stationary Climates. AGU Fall Meeting 2025.</w:t>
+        <w:t>, &amp; Lin, N. (2025). Designing for Tropical Cyclone Wind Loads under Non-Stationary Climates. AGU Fall Meeting 2025.</w:t>
       </w:r>
     </w:p>
     <w:p>
@@ -1480,13 +1941,7 @@
         <w:rPr>
           <w:sz w:val="18"/>
         </w:rPr>
-        <w:t xml:space="preserve">, Begmohammadi, A., Lin, N., &amp; Bou-Zeid, E. (2024). Investigating the interaction of tropical cyclone-heatwave compound hazards in </w:t>
-      </w:r>
-      <w:r>
-        <w:rPr>
-          <w:sz w:val="18"/>
-        </w:rPr>
-        <w:t>urban environments. AGU Fall Meeting 2024.</w:t>
+        <w:t>, Begmohammadi, A., Lin, N., &amp; Bou-Zeid, E. (2024). Investigating the interaction of tropical cyclone-heatwave compound hazards in urban environments. AGU Fall Meeting 2024.</w:t>
       </w:r>
     </w:p>
     <w:p>
@@ -1639,18 +2094,6 @@
                 <w:b/>
               </w:rPr>
               <w:t>PRINCETON ENVIRONMENT AND CLIMATE SCHOLAR</w:t>
-            </w:r>
-          </w:p>
-          <w:p>
-            <w:pPr>
-              <w:spacing w:after="0"/>
-            </w:pPr>
-            <w:r>
-              <w:rPr>
-                <w:i/>
-                <w:sz w:val="18"/>
-              </w:rPr>
-              <w:t>Research Project Lead; Faculty Seminar Coordinator</w:t>
             </w:r>
           </w:p>
         </w:tc>
@@ -1691,7 +2134,13 @@
         <w:keepLines/>
       </w:pPr>
       <w:r>
-        <w:t>• Research project lead (2025-2026): evaluate cooling and energy demands across Princeton campus and situate campus actions within the broader energy-policy landscape.</w:t>
+        <w:t xml:space="preserve">• Research project lead (2025-2026): </w:t>
+      </w:r>
+      <w:r>
+        <w:t xml:space="preserve">lead 24 PhD students in developing interdisciplinary research to </w:t>
+      </w:r>
+      <w:r>
+        <w:t>evaluate cooling and energy demands across Princeton campus and situate campus actions within the broader energy-policy landscape.</w:t>
       </w:r>
     </w:p>
     <w:p>
@@ -1711,8 +2160,8 @@
         <w:tblLook w:val="04A0" w:firstRow="1" w:lastRow="0" w:firstColumn="1" w:lastColumn="0" w:noHBand="0" w:noVBand="1"/>
       </w:tblPr>
       <w:tblGrid>
-        <w:gridCol w:w="5141"/>
-        <w:gridCol w:w="5141"/>
+        <w:gridCol w:w="8789"/>
+        <w:gridCol w:w="1493"/>
       </w:tblGrid>
       <w:tr>
         <w:trPr>
@@ -1721,7 +2170,7 @@
         </w:trPr>
         <w:tc>
           <w:tcPr>
-            <w:tcW w:w="5141" w:type="dxa"/>
+            <w:tcW w:w="8789" w:type="dxa"/>
             <w:tcMar>
               <w:top w:w="0" w:type="dxa"/>
               <w:left w:w="0" w:type="dxa"/>
@@ -1739,11 +2188,12 @@
               </w:rPr>
               <w:t>PRINCETON CIVIL AND ENVIRONMENTAL ENGINEERING GRAD COUNCIL</w:t>
             </w:r>
-          </w:p>
-          <w:p>
-            <w:pPr>
-              <w:spacing w:after="0"/>
-            </w:pPr>
+            <w:r>
+              <w:rPr>
+                <w:b/>
+              </w:rPr>
+              <w:t xml:space="preserve"> </w:t>
+            </w:r>
             <w:r>
               <w:rPr>
                 <w:i/>
@@ -1752,10 +2202,19 @@
               <w:t>Member</w:t>
             </w:r>
           </w:p>
+          <w:p>
+            <w:pPr>
+              <w:spacing w:after="0"/>
+              <w:rPr>
+                <w:sz w:val="10"/>
+                <w:szCs w:val="10"/>
+              </w:rPr>
+            </w:pPr>
+          </w:p>
         </w:tc>
         <w:tc>
           <w:tcPr>
-            <w:tcW w:w="5141" w:type="dxa"/>
+            <w:tcW w:w="1493" w:type="dxa"/>
             <w:tcMar>
               <w:top w:w="0" w:type="dxa"/>
               <w:left w:w="0" w:type="dxa"/>
@@ -1792,7 +2251,13 @@
         </w:pBdr>
       </w:pPr>
       <w:r>
-        <w:t>PROFESSIONAL DEVELOPMENT AND WORKSHOPS</w:t>
+        <w:t xml:space="preserve">RELEVANT </w:t>
+      </w:r>
+      <w:r>
+        <w:t>WORKSHOPS</w:t>
+      </w:r>
+      <w:r>
+        <w:t xml:space="preserve"> AND COURSEWORK</w:t>
       </w:r>
     </w:p>
     <w:p>
@@ -1810,16 +2275,13 @@
         <w:keepLines/>
       </w:pPr>
       <w:r>
-        <w:t>• LabTales: A Science Storytelling Training Workshop (Summer 2022)</w:t>
-      </w:r>
-    </w:p>
-    <w:p>
-      <w:pPr>
-        <w:pStyle w:val="BulletCV"/>
-        <w:keepLines/>
-      </w:pPr>
-      <w:r>
-        <w:t>• Investing in Futures Graduate Cohort (Fall 2022)</w:t>
+        <w:t>• Investing in Futures Graduate Cohort</w:t>
+      </w:r>
+      <w:r>
+        <w:t xml:space="preserve"> – Understanding Climate Perception Through Art</w:t>
+      </w:r>
+      <w:r>
+        <w:t xml:space="preserve"> (Fall 2022)</w:t>
       </w:r>
     </w:p>
     <w:p>
@@ -1857,8 +2319,107 @@
         </w:pBdr>
       </w:pPr>
       <w:r>
-        <w:lastRenderedPageBreak/>
         <w:t>TECHNICAL EXPERTISE</w:t>
+      </w:r>
+    </w:p>
+    <w:p>
+      <w:pPr>
+        <w:pStyle w:val="Entry"/>
+        <w:rPr>
+          <w:sz w:val="18"/>
+        </w:rPr>
+      </w:pPr>
+      <w:r>
+        <w:rPr>
+          <w:b/>
+          <w:sz w:val="18"/>
+        </w:rPr>
+        <w:t xml:space="preserve">Programming &amp; computing: </w:t>
+      </w:r>
+      <w:r>
+        <w:rPr>
+          <w:sz w:val="18"/>
+        </w:rPr>
+        <w:t>Python, R, MATLAB, HPC workflows</w:t>
+      </w:r>
+      <w:r>
+        <w:rPr>
+          <w:sz w:val="18"/>
+        </w:rPr>
+        <w:br/>
+      </w:r>
+      <w:r>
+        <w:rPr>
+          <w:b/>
+          <w:sz w:val="18"/>
+        </w:rPr>
+        <w:t xml:space="preserve">Geospatial &amp; visualization: </w:t>
+      </w:r>
+      <w:r>
+        <w:rPr>
+          <w:bCs/>
+          <w:sz w:val="18"/>
+        </w:rPr>
+        <w:t>Q</w:t>
+      </w:r>
+      <w:r>
+        <w:rPr>
+          <w:sz w:val="18"/>
+        </w:rPr>
+        <w:t xml:space="preserve">GIS, ArcGIS, </w:t>
+      </w:r>
+      <w:proofErr w:type="spellStart"/>
+      <w:r>
+        <w:rPr>
+          <w:sz w:val="18"/>
+        </w:rPr>
+        <w:t>ParaView</w:t>
+      </w:r>
+      <w:proofErr w:type="spellEnd"/>
+      <w:r>
+        <w:rPr>
+          <w:sz w:val="18"/>
+        </w:rPr>
+        <w:br/>
+      </w:r>
+      <w:r>
+        <w:rPr>
+          <w:b/>
+          <w:sz w:val="18"/>
+        </w:rPr>
+        <w:t xml:space="preserve">Hazard &amp; climate models: </w:t>
+      </w:r>
+      <w:proofErr w:type="spellStart"/>
+      <w:r>
+        <w:rPr>
+          <w:sz w:val="18"/>
+        </w:rPr>
+        <w:t>PepC</w:t>
+      </w:r>
+      <w:proofErr w:type="spellEnd"/>
+      <w:r>
+        <w:rPr>
+          <w:sz w:val="18"/>
+        </w:rPr>
+        <w:t xml:space="preserve"> (TC model)</w:t>
+      </w:r>
+      <w:r>
+        <w:rPr>
+          <w:sz w:val="18"/>
+        </w:rPr>
+        <w:t>, ADCIRC, SFINCS, HEC-RAS, WRF, PUCM</w:t>
+      </w:r>
+      <w:r>
+        <w:rPr>
+          <w:sz w:val="18"/>
+        </w:rPr>
+        <w:t xml:space="preserve"> (urban canopy model)</w:t>
+      </w:r>
+      <w:r>
+        <w:rPr>
+          <w:sz w:val="18"/>
+        </w:rPr>
+        <w:t>, tropical cyclone rainfall and wind modeling, global climate models</w:t>
       </w:r>
     </w:p>
     <w:p>
@@ -1868,53 +2429,48 @@
       <w:r>
         <w:rPr>
           <w:b/>
+          <w:bCs/>
           <w:sz w:val="18"/>
         </w:rPr>
-        <w:t xml:space="preserve">Programming &amp; computing: </w:t>
+        <w:t>Research software &amp; web:</w:t>
       </w:r>
       <w:r>
         <w:rPr>
           <w:sz w:val="18"/>
         </w:rPr>
-        <w:t>Python, R, MATLAB, AWS, HPC workflows, HTML</w:t>
+        <w:t xml:space="preserve"> Interactive </w:t>
       </w:r>
       <w:r>
         <w:rPr>
           <w:sz w:val="18"/>
         </w:rPr>
-        <w:br/>
-      </w:r>
-      <w:r>
-        <w:rPr>
-          <w:b/>
-          <w:sz w:val="18"/>
-        </w:rPr>
-        <w:t xml:space="preserve">Geospatial &amp; visualization: </w:t>
-      </w:r>
+        <w:t xml:space="preserve">scientific </w:t>
+      </w:r>
+      <w:proofErr w:type="spellStart"/>
       <w:r>
         <w:rPr>
           <w:sz w:val="18"/>
         </w:rPr>
-        <w:t>GIS, ArcGIS, ParaView</w:t>
+        <w:t>web</w:t>
       </w:r>
       <w:r>
         <w:rPr>
           <w:sz w:val="18"/>
         </w:rPr>
-        <w:br/>
-      </w:r>
-      <w:r>
-        <w:rPr>
-          <w:b/>
-          <w:sz w:val="18"/>
-        </w:rPr>
-        <w:t xml:space="preserve">Hazard &amp; climate models: </w:t>
+        <w:t xml:space="preserve"> </w:t>
       </w:r>
       <w:r>
         <w:rPr>
           <w:sz w:val="18"/>
         </w:rPr>
-        <w:t>PepC, ADCIRC, SFINCS, HEC-RAS, WRF, PUCM, tropical cyclone rainfall and wind modeling, global climate models</w:t>
+        <w:t>platform</w:t>
+      </w:r>
+      <w:proofErr w:type="spellEnd"/>
+      <w:r>
+        <w:rPr>
+          <w:sz w:val="18"/>
+        </w:rPr>
+        <w:t>s, hazard visualization and decision-support tools, HTML, AWS</w:t>
       </w:r>
       <w:r>
         <w:rPr>
@@ -1931,6 +2487,7 @@
         </w:pBdr>
       </w:pPr>
       <w:r>
+        <w:lastRenderedPageBreak/>
         <w:t>ACTIVITIES AND INTERESTS</w:t>
       </w:r>
     </w:p>
@@ -2142,7 +2699,7 @@
       </w:pPr>
     </w:p>
     <w:sectPr>
-      <w:footerReference w:type="default" r:id="rId8"/>
+      <w:footerReference w:type="default" r:id="rId10"/>
       <w:pgSz w:w="12240" w:h="15840"/>
       <w:pgMar w:top="792" w:right="979" w:bottom="792" w:left="979" w:header="720" w:footer="720" w:gutter="0"/>
       <w:cols w:space="720"/>
@@ -2189,13 +2746,7 @@
       <w:rPr>
         <w:sz w:val="16"/>
       </w:rPr>
-      <w:t xml:space="preserve">Christine Ye Shu Blackshaw  |  </w:t>
-    </w:r>
-    <w:r>
-      <w:rPr>
-        <w:sz w:val="16"/>
-      </w:rPr>
-      <w:t>Curriculum Vitae  |  October 2026</w:t>
+      <w:t>Christine Ye Shu Blackshaw  |  Curriculum Vitae  |  October 2026</w:t>
     </w:r>
   </w:p>
 </w:ftr>
@@ -3039,7 +3590,6 @@
   <w:style w:type="character" w:default="1" w:styleId="DefaultParagraphFont">
     <w:name w:val="Default Paragraph Font"/>
     <w:uiPriority w:val="1"/>
-    <w:semiHidden/>
     <w:unhideWhenUsed/>
   </w:style>
   <w:style w:type="table" w:default="1" w:styleId="TableNormal">
@@ -13844,6 +14394,54 @@
     <w:rPr>
       <w:rFonts w:ascii="Arial" w:hAnsi="Arial"/>
       <w:sz w:val="18"/>
+    </w:rPr>
+  </w:style>
+  <w:style w:type="paragraph" w:styleId="NormalWeb">
+    <w:name w:val="Normal (Web)"/>
+    <w:basedOn w:val="Normal"/>
+    <w:uiPriority w:val="99"/>
+    <w:semiHidden/>
+    <w:unhideWhenUsed/>
+    <w:rsid w:val="008E7A51"/>
+    <w:rPr>
+      <w:rFonts w:ascii="Times New Roman" w:hAnsi="Times New Roman" w:cs="Times New Roman"/>
+      <w:sz w:val="24"/>
+      <w:szCs w:val="24"/>
+    </w:rPr>
+  </w:style>
+  <w:style w:type="character" w:styleId="Hyperlink">
+    <w:name w:val="Hyperlink"/>
+    <w:basedOn w:val="DefaultParagraphFont"/>
+    <w:uiPriority w:val="99"/>
+    <w:unhideWhenUsed/>
+    <w:rsid w:val="00A63F2A"/>
+    <w:rPr>
+      <w:color w:val="0000FF" w:themeColor="hyperlink"/>
+      <w:u w:val="single"/>
+    </w:rPr>
+  </w:style>
+  <w:style w:type="character" w:styleId="UnresolvedMention">
+    <w:name w:val="Unresolved Mention"/>
+    <w:basedOn w:val="DefaultParagraphFont"/>
+    <w:uiPriority w:val="99"/>
+    <w:semiHidden/>
+    <w:unhideWhenUsed/>
+    <w:rsid w:val="00A63F2A"/>
+    <w:rPr>
+      <w:color w:val="605E5C"/>
+      <w:shd w:val="clear" w:color="auto" w:fill="E1DFDD"/>
+    </w:rPr>
+  </w:style>
+  <w:style w:type="character" w:styleId="FollowedHyperlink">
+    <w:name w:val="FollowedHyperlink"/>
+    <w:basedOn w:val="DefaultParagraphFont"/>
+    <w:uiPriority w:val="99"/>
+    <w:semiHidden/>
+    <w:unhideWhenUsed/>
+    <w:rsid w:val="00E81F31"/>
+    <w:rPr>
+      <w:color w:val="800080" w:themeColor="followedHyperlink"/>
+      <w:u w:val="single"/>
     </w:rPr>
   </w:style>
 </w:styles>
@@ -14179,4 +14777,10 @@
     <ds:schemaRef ds:uri="http://schemas.openxmlformats.org/officeDocument/2006/bibliography"/>
   </ds:schemaRefs>
 </ds:datastoreItem>
+</file>
+
+<file path=docMetadata/LabelInfo.xml><?xml version="1.0" encoding="utf-8"?>
+<clbl:labelList xmlns:clbl="http://schemas.microsoft.com/office/2020/mipLabelMetadata">
+  <clbl:label id="{2ff60116-7431-425d-b5af-077d7791bda4}" enabled="0" method="" siteId="{2ff60116-7431-425d-b5af-077d7791bda4}" removed="1"/>
+</clbl:labelList>
 </file>